--- a/saMhitA/06/TS 6 Sanskrit Corrections.docx
+++ b/saMhitA/06/TS 6 Sanskrit Corrections.docx
@@ -53,7 +53,6 @@
         </w:rPr>
         <w:t xml:space="preserve">Observed </w:t>
       </w:r>
-      <w:proofErr w:type="gramStart"/>
       <w:r>
         <w:rPr>
           <w:b/>
@@ -70,12 +69,10 @@
           <w:bCs/>
           <w:sz w:val="32"/>
           <w:szCs w:val="32"/>
-          <w:highlight w:val="red"/>
           <w:u w:val="single"/>
         </w:rPr>
-        <w:t>?????</w:t>
+        <w:t>30th April 2026</w:t>
       </w:r>
-      <w:proofErr w:type="gramEnd"/>
     </w:p>
     <w:p>
       <w:pPr>
@@ -4973,83 +4970,6 @@
           </w:p>
         </w:tc>
       </w:tr>
-      <w:tr>
-        <w:trPr>
-          <w:gridAfter w:val="1"/>
-          <w:wAfter w:w="80" w:type="dxa"/>
-          <w:trHeight w:val="964"/>
-        </w:trPr>
-        <w:tc>
-          <w:tcPr>
-            <w:tcW w:w="3612" w:type="dxa"/>
-            <w:tcBorders>
-              <w:top w:val="single" w:sz="4" w:space="0" w:color="000000"/>
-              <w:left w:val="single" w:sz="4" w:space="0" w:color="000000"/>
-              <w:bottom w:val="single" w:sz="4" w:space="0" w:color="000000"/>
-              <w:right w:val="single" w:sz="4" w:space="0" w:color="000000"/>
-            </w:tcBorders>
-          </w:tcPr>
-          <w:p>
-            <w:pPr>
-              <w:widowControl w:val="0"/>
-              <w:autoSpaceDE w:val="0"/>
-              <w:autoSpaceDN w:val="0"/>
-              <w:adjustRightInd w:val="0"/>
-              <w:spacing w:before="0" w:line="240" w:lineRule="auto"/>
-              <w:rPr>
-                <w:rFonts w:cs="Arial"/>
-                <w:b/>
-                <w:bCs/>
-                <w:sz w:val="28"/>
-                <w:szCs w:val="28"/>
-              </w:rPr>
-            </w:pPr>
-          </w:p>
-        </w:tc>
-        <w:tc>
-          <w:tcPr>
-            <w:tcW w:w="4679" w:type="dxa"/>
-            <w:tcBorders>
-              <w:top w:val="single" w:sz="4" w:space="0" w:color="000000"/>
-              <w:left w:val="single" w:sz="4" w:space="0" w:color="000000"/>
-              <w:bottom w:val="single" w:sz="4" w:space="0" w:color="000000"/>
-              <w:right w:val="single" w:sz="4" w:space="0" w:color="000000"/>
-            </w:tcBorders>
-          </w:tcPr>
-          <w:p>
-            <w:pPr>
-              <w:spacing w:before="0" w:line="240" w:lineRule="auto"/>
-              <w:ind w:right="-108"/>
-              <w:rPr>
-                <w:rFonts w:ascii="BRH Devanagari Extra" w:hAnsi="BRH Devanagari Extra" w:cs="BRH Devanagari Extra"/>
-                <w:sz w:val="40"/>
-                <w:szCs w:val="40"/>
-              </w:rPr>
-            </w:pPr>
-          </w:p>
-        </w:tc>
-        <w:tc>
-          <w:tcPr>
-            <w:tcW w:w="4599" w:type="dxa"/>
-            <w:tcBorders>
-              <w:top w:val="single" w:sz="4" w:space="0" w:color="000000"/>
-              <w:left w:val="single" w:sz="4" w:space="0" w:color="000000"/>
-              <w:bottom w:val="single" w:sz="4" w:space="0" w:color="000000"/>
-              <w:right w:val="single" w:sz="4" w:space="0" w:color="000000"/>
-            </w:tcBorders>
-          </w:tcPr>
-          <w:p>
-            <w:pPr>
-              <w:spacing w:before="0" w:line="240" w:lineRule="auto"/>
-              <w:rPr>
-                <w:rFonts w:ascii="BRH Devanagari Extra" w:hAnsi="BRH Devanagari Extra" w:cs="BRH Devanagari Extra"/>
-                <w:sz w:val="40"/>
-                <w:szCs w:val="40"/>
-              </w:rPr>
-            </w:pPr>
-          </w:p>
-        </w:tc>
-      </w:tr>
     </w:tbl>
     <w:p>
       <w:pPr>
@@ -5062,6 +4982,16 @@
           <w:u w:val="single"/>
         </w:rPr>
       </w:pPr>
+      <w:r>
+        <w:rPr>
+          <w:b/>
+          <w:bCs/>
+          <w:sz w:val="32"/>
+          <w:szCs w:val="32"/>
+          <w:u w:val="single"/>
+        </w:rPr>
+        <w:t>=============</w:t>
+      </w:r>
     </w:p>
     <w:p>
       <w:pPr>
@@ -6643,7 +6573,6 @@
                 <w:sz w:val="28"/>
                 <w:szCs w:val="28"/>
               </w:rPr>
-              <w:lastRenderedPageBreak/>
               <w:t>TS 6.1.8.4 - Vaakyam</w:t>
             </w:r>
           </w:p>
@@ -6932,6 +6861,7 @@
                 <w:sz w:val="28"/>
                 <w:szCs w:val="28"/>
               </w:rPr>
+              <w:lastRenderedPageBreak/>
               <w:t>TS 6.1.9.6 – Vaakyam</w:t>
             </w:r>
           </w:p>
@@ -8924,7 +8854,6 @@
                 <w:sz w:val="28"/>
                 <w:szCs w:val="28"/>
               </w:rPr>
-              <w:lastRenderedPageBreak/>
               <w:t>TS 6.2.</w:t>
             </w:r>
             <w:r>
@@ -9249,6 +9178,7 @@
                 <w:sz w:val="28"/>
                 <w:szCs w:val="28"/>
               </w:rPr>
+              <w:lastRenderedPageBreak/>
               <w:t>TS 6.2.9.3 - Vaakyam</w:t>
             </w:r>
           </w:p>
@@ -11261,6 +11191,30 @@
         </w:rPr>
         <w:t>===================</w:t>
       </w:r>
+    </w:p>
+    <w:p>
+      <w:pPr>
+        <w:jc w:val="center"/>
+        <w:rPr>
+          <w:b/>
+          <w:bCs/>
+          <w:sz w:val="32"/>
+          <w:szCs w:val="32"/>
+          <w:u w:val="single"/>
+        </w:rPr>
+      </w:pPr>
+    </w:p>
+    <w:p>
+      <w:pPr>
+        <w:jc w:val="center"/>
+        <w:rPr>
+          <w:b/>
+          <w:bCs/>
+          <w:sz w:val="32"/>
+          <w:szCs w:val="32"/>
+          <w:u w:val="single"/>
+        </w:rPr>
+      </w:pPr>
     </w:p>
     <w:p>
       <w:pPr>
@@ -13110,6 +13064,30 @@
           <w:u w:val="single"/>
         </w:rPr>
       </w:pPr>
+    </w:p>
+    <w:p>
+      <w:pPr>
+        <w:jc w:val="center"/>
+        <w:rPr>
+          <w:b/>
+          <w:bCs/>
+          <w:sz w:val="32"/>
+          <w:szCs w:val="32"/>
+          <w:u w:val="single"/>
+        </w:rPr>
+      </w:pPr>
+    </w:p>
+    <w:p>
+      <w:pPr>
+        <w:jc w:val="center"/>
+        <w:rPr>
+          <w:b/>
+          <w:bCs/>
+          <w:sz w:val="32"/>
+          <w:szCs w:val="32"/>
+          <w:u w:val="single"/>
+        </w:rPr>
+      </w:pPr>
       <w:r>
         <w:rPr>
           <w:b/>
@@ -13118,6 +13096,7 @@
           <w:szCs w:val="32"/>
           <w:u w:val="single"/>
         </w:rPr>
+        <w:lastRenderedPageBreak/>
         <w:t xml:space="preserve">TaittirIya Samhita – TS 6 Sanskrit Corrections </w:t>
       </w:r>
       <w:r>
@@ -13267,7 +13246,6 @@
                 <w:sz w:val="32"/>
                 <w:szCs w:val="32"/>
               </w:rPr>
-              <w:lastRenderedPageBreak/>
               <w:t>Section, Paragraph</w:t>
             </w:r>
           </w:p>
@@ -20341,6 +20319,8 @@
       <w:headerReference w:type="default" r:id="rId8"/>
       <w:footerReference w:type="even" r:id="rId9"/>
       <w:footerReference w:type="default" r:id="rId10"/>
+      <w:headerReference w:type="first" r:id="rId11"/>
+      <w:footerReference w:type="first" r:id="rId12"/>
       <w:pgSz w:w="15840" w:h="12240" w:orient="landscape"/>
       <w:pgMar w:top="1440" w:right="1440" w:bottom="1440" w:left="1440" w:header="720" w:footer="720" w:gutter="0"/>
       <w:cols w:space="720"/>
@@ -20382,6 +20362,7 @@
       <w:pBdr>
         <w:top w:val="single" w:sz="4" w:space="1" w:color="auto"/>
       </w:pBdr>
+      <w:jc w:val="right"/>
       <w:rPr>
         <w:b/>
         <w:bCs/>
@@ -20563,6 +20544,7 @@
       <w:pBdr>
         <w:top w:val="single" w:sz="4" w:space="1" w:color="auto"/>
       </w:pBdr>
+      <w:jc w:val="right"/>
       <w:rPr>
         <w:b/>
         <w:bCs/>
@@ -20751,6 +20733,16 @@
 </w:ftr>
 </file>
 
+<file path=word/footer3.xml><?xml version="1.0" encoding="utf-8"?>
+<w:ftr xmlns:wpc="http://schemas.microsoft.com/office/word/2010/wordprocessingCanvas" xmlns:cx="http://schemas.microsoft.com/office/drawing/2014/chartex" xmlns:cx1="http://schemas.microsoft.com/office/drawing/2015/9/8/chartex" xmlns:cx2="http://schemas.microsoft.com/office/drawing/2015/10/21/chartex" xmlns:cx3="http://schemas.microsoft.com/office/drawing/2016/5/9/chartex" xmlns:cx4="http://schemas.microsoft.com/office/drawing/2016/5/10/chartex" xmlns:cx5="http://schemas.microsoft.com/office/drawing/2016/5/11/chartex" xmlns:cx6="http://schemas.microsoft.com/office/drawing/2016/5/12/chartex" xmlns:cx7="http://schemas.microsoft.com/office/drawing/2016/5/13/chartex" xmlns:cx8="http://schemas.microsoft.com/office/drawing/2016/5/14/chartex" xmlns:mc="http://schemas.openxmlformats.org/markup-compatibility/2006" xmlns:aink="http://schemas.microsoft.com/office/drawing/2016/ink" xmlns:am3d="http://schemas.microsoft.com/office/drawing/2017/model3d" xmlns:o="urn:schemas-microsoft-com:office:office" xmlns:oel="http://schemas.microsoft.com/office/2019/extlst" xmlns:r="http://schemas.openxmlformats.org/officeDocument/2006/relationships" xmlns:m="http://schemas.openxmlformats.org/officeDocument/2006/math" xmlns:v="urn:schemas-microsoft-com:vml" xmlns:wp14="http://schemas.microsoft.com/office/word/2010/wordprocessingDrawing" xmlns:wp="http://schemas.openxmlformats.org/drawingml/2006/wordprocessingDrawing" xmlns:w10="urn:schemas-microsoft-com:office:word" xmlns:w="http://schemas.openxmlformats.org/wordprocessingml/2006/main" xmlns:w14="http://schemas.microsoft.com/office/word/2010/wordml" xmlns:w15="http://schemas.microsoft.com/office/word/2012/wordml" xmlns:w16cex="http://schemas.microsoft.com/office/word/2018/wordml/cex" xmlns:w16cid="http://schemas.microsoft.com/office/word/2016/wordml/cid" xmlns:w16="http://schemas.microsoft.com/office/word/2018/wordml" xmlns:w16du="http://schemas.microsoft.com/office/word/2023/wordml/word16du" xmlns:w16sdtdh="http://schemas.microsoft.com/office/word/2020/wordml/sdtdatahash" xmlns:w16sdtfl="http://schemas.microsoft.com/office/word/2024/wordml/sdtformatlock" xmlns:w16se="http://schemas.microsoft.com/office/word/2015/wordml/symex" xmlns:wpg="http://schemas.microsoft.com/office/word/2010/wordprocessingGroup" xmlns:wpi="http://schemas.microsoft.com/office/word/2010/wordprocessingInk" xmlns:wne="http://schemas.microsoft.com/office/word/2006/wordml" xmlns:wps="http://schemas.microsoft.com/office/word/2010/wordprocessingShape" mc:Ignorable="w14 w15 w16se w16cid w16 w16cex w16sdtdh w16sdtfl w16du wp14">
+  <w:p>
+    <w:pPr>
+      <w:pStyle w:val="Footer"/>
+    </w:pPr>
+  </w:p>
+</w:ftr>
+</file>
+
 <file path=word/footnotes.xml><?xml version="1.0" encoding="utf-8"?>
 <w:footnotes xmlns:wpc="http://schemas.microsoft.com/office/word/2010/wordprocessingCanvas" xmlns:cx="http://schemas.microsoft.com/office/drawing/2014/chartex" xmlns:cx1="http://schemas.microsoft.com/office/drawing/2015/9/8/chartex" xmlns:cx2="http://schemas.microsoft.com/office/drawing/2015/10/21/chartex" xmlns:cx3="http://schemas.microsoft.com/office/drawing/2016/5/9/chartex" xmlns:cx4="http://schemas.microsoft.com/office/drawing/2016/5/10/chartex" xmlns:cx5="http://schemas.microsoft.com/office/drawing/2016/5/11/chartex" xmlns:cx6="http://schemas.microsoft.com/office/drawing/2016/5/12/chartex" xmlns:cx7="http://schemas.microsoft.com/office/drawing/2016/5/13/chartex" xmlns:cx8="http://schemas.microsoft.com/office/drawing/2016/5/14/chartex" xmlns:mc="http://schemas.openxmlformats.org/markup-compatibility/2006" xmlns:aink="http://schemas.microsoft.com/office/drawing/2016/ink" xmlns:am3d="http://schemas.microsoft.com/office/drawing/2017/model3d" xmlns:o="urn:schemas-microsoft-com:office:office" xmlns:oel="http://schemas.microsoft.com/office/2019/extlst" xmlns:r="http://schemas.openxmlformats.org/officeDocument/2006/relationships" xmlns:m="http://schemas.openxmlformats.org/officeDocument/2006/math" xmlns:v="urn:schemas-microsoft-com:vml" xmlns:wp14="http://schemas.microsoft.com/office/word/2010/wordprocessingDrawing" xmlns:wp="http://schemas.openxmlformats.org/drawingml/2006/wordprocessingDrawing" xmlns:w10="urn:schemas-microsoft-com:office:word" xmlns:w="http://schemas.openxmlformats.org/wordprocessingml/2006/main" xmlns:w14="http://schemas.microsoft.com/office/word/2010/wordml" xmlns:w15="http://schemas.microsoft.com/office/word/2012/wordml" xmlns:w16cex="http://schemas.microsoft.com/office/word/2018/wordml/cex" xmlns:w16cid="http://schemas.microsoft.com/office/word/2016/wordml/cid" xmlns:w16="http://schemas.microsoft.com/office/word/2018/wordml" xmlns:w16du="http://schemas.microsoft.com/office/word/2023/wordml/word16du" xmlns:w16sdtdh="http://schemas.microsoft.com/office/word/2020/wordml/sdtdatahash" xmlns:w16sdtfl="http://schemas.microsoft.com/office/word/2024/wordml/sdtformatlock" xmlns:w16se="http://schemas.microsoft.com/office/word/2015/wordml/symex" xmlns:wpg="http://schemas.microsoft.com/office/word/2010/wordprocessingGroup" xmlns:wpi="http://schemas.microsoft.com/office/word/2010/wordprocessingInk" xmlns:wne="http://schemas.microsoft.com/office/word/2006/wordml" xmlns:wps="http://schemas.microsoft.com/office/word/2010/wordprocessingShape" mc:Ignorable="w14 w15 w16se w16cid w16 w16cex w16sdtdh w16sdtfl w16du wp14">
   <w:footnote w:type="separator" w:id="-1">
@@ -20797,6 +20789,16 @@
       <w:pBdr>
         <w:bottom w:val="single" w:sz="4" w:space="1" w:color="auto"/>
       </w:pBdr>
+    </w:pPr>
+  </w:p>
+</w:hdr>
+</file>
+
+<file path=word/header3.xml><?xml version="1.0" encoding="utf-8"?>
+<w:hdr xmlns:wpc="http://schemas.microsoft.com/office/word/2010/wordprocessingCanvas" xmlns:cx="http://schemas.microsoft.com/office/drawing/2014/chartex" xmlns:cx1="http://schemas.microsoft.com/office/drawing/2015/9/8/chartex" xmlns:cx2="http://schemas.microsoft.com/office/drawing/2015/10/21/chartex" xmlns:cx3="http://schemas.microsoft.com/office/drawing/2016/5/9/chartex" xmlns:cx4="http://schemas.microsoft.com/office/drawing/2016/5/10/chartex" xmlns:cx5="http://schemas.microsoft.com/office/drawing/2016/5/11/chartex" xmlns:cx6="http://schemas.microsoft.com/office/drawing/2016/5/12/chartex" xmlns:cx7="http://schemas.microsoft.com/office/drawing/2016/5/13/chartex" xmlns:cx8="http://schemas.microsoft.com/office/drawing/2016/5/14/chartex" xmlns:mc="http://schemas.openxmlformats.org/markup-compatibility/2006" xmlns:aink="http://schemas.microsoft.com/office/drawing/2016/ink" xmlns:am3d="http://schemas.microsoft.com/office/drawing/2017/model3d" xmlns:o="urn:schemas-microsoft-com:office:office" xmlns:oel="http://schemas.microsoft.com/office/2019/extlst" xmlns:r="http://schemas.openxmlformats.org/officeDocument/2006/relationships" xmlns:m="http://schemas.openxmlformats.org/officeDocument/2006/math" xmlns:v="urn:schemas-microsoft-com:vml" xmlns:wp14="http://schemas.microsoft.com/office/word/2010/wordprocessingDrawing" xmlns:wp="http://schemas.openxmlformats.org/drawingml/2006/wordprocessingDrawing" xmlns:w10="urn:schemas-microsoft-com:office:word" xmlns:w="http://schemas.openxmlformats.org/wordprocessingml/2006/main" xmlns:w14="http://schemas.microsoft.com/office/word/2010/wordml" xmlns:w15="http://schemas.microsoft.com/office/word/2012/wordml" xmlns:w16cex="http://schemas.microsoft.com/office/word/2018/wordml/cex" xmlns:w16cid="http://schemas.microsoft.com/office/word/2016/wordml/cid" xmlns:w16="http://schemas.microsoft.com/office/word/2018/wordml" xmlns:w16du="http://schemas.microsoft.com/office/word/2023/wordml/word16du" xmlns:w16sdtdh="http://schemas.microsoft.com/office/word/2020/wordml/sdtdatahash" xmlns:w16sdtfl="http://schemas.microsoft.com/office/word/2024/wordml/sdtformatlock" xmlns:w16se="http://schemas.microsoft.com/office/word/2015/wordml/symex" xmlns:wpg="http://schemas.microsoft.com/office/word/2010/wordprocessingGroup" xmlns:wpi="http://schemas.microsoft.com/office/word/2010/wordprocessingInk" xmlns:wne="http://schemas.microsoft.com/office/word/2006/wordml" xmlns:wps="http://schemas.microsoft.com/office/word/2010/wordprocessingShape" mc:Ignorable="w14 w15 w16se w16cid w16 w16cex w16sdtdh w16sdtfl w16du wp14">
+  <w:p>
+    <w:pPr>
+      <w:pStyle w:val="Header"/>
     </w:pPr>
   </w:p>
 </w:hdr>
